--- a/docs/EC FAN OS 통합 검증서 20260328/5. 보호동작/보호동작 No. 20 - Warning 0x04 motor over temperature.docx
+++ b/docs/EC FAN OS 통합 검증서 20260328/5. 보호동작/보호동작 No. 20 - Warning 0x04 motor over temperature.docx
@@ -75,6 +75,9 @@
               </w:numPr>
               <w:jc w:val="center"/>
             </w:pPr>
+            <w:r>
+              <w:t>Warning 0x04 motor over temperature</w:t>
+            </w:r>
           </w:p>
         </w:tc>
         <w:tc>
@@ -205,6 +208,12 @@
               </w:numPr>
               <w:jc w:val="center"/>
             </w:pPr>
+            <w:r>
+              <w:rPr>
+                <w:rFonts w:hint="eastAsia"/>
+              </w:rPr>
+              <w:t>20</w:t>
+            </w:r>
           </w:p>
         </w:tc>
       </w:tr>
@@ -249,6 +258,9 @@
                 <w:numId w:val="0"/>
               </w:numPr>
             </w:pPr>
+            <w:r>
+              <w:t>모터 온도가 Warning 임계치를 초과하는 조건을 인위적으로 유발했을 때, 드라이브가 구동을 유지하면서 Warning 상태를 발생시키고 이를 통신으로 보고하는지 확인한다. 또한 Warning 상태에서의 제어 안정성 및 필요 시 출력 제한(Derating) 동작, 온도 정상 복구 후 Warning 해제 과정을 종합적으로 검증한다.</w:t>
+            </w:r>
           </w:p>
         </w:tc>
       </w:tr>
@@ -703,6 +715,355 @@
           </w:p>
           <w:p>
             <w:pPr>
+              <w:pStyle w:val="1-0"/>
+              <w:numPr>
+                <w:ilvl w:val="0"/>
+                <w:numId w:val="0"/>
+              </w:numPr>
+              <w:rPr>
+                <w:rFonts w:asciiTheme="majorHAnsi" w:eastAsiaTheme="majorHAnsi" w:hAnsiTheme="majorHAnsi"/>
+                <w:szCs w:val="20"/>
+              </w:rPr>
+            </w:pPr>
+          </w:p>
+          <w:p>
+            <w:pPr>
+              <w:pStyle w:val="1-0"/>
+              <w:numPr>
+                <w:ilvl w:val="0"/>
+                <w:numId w:val="0"/>
+              </w:numPr>
+              <w:rPr>
+                <w:rFonts w:asciiTheme="majorHAnsi" w:eastAsiaTheme="majorHAnsi" w:hAnsiTheme="majorHAnsi"/>
+                <w:b/>
+                <w:bCs/>
+              </w:rPr>
+            </w:pPr>
+            <w:r>
+              <w:rPr>
+                <w:rFonts w:asciiTheme="majorHAnsi" w:eastAsiaTheme="majorHAnsi" w:hAnsiTheme="majorHAnsi"/>
+                <w:b/>
+                <w:bCs/>
+              </w:rPr>
+              <w:t>&lt;Phase 2. 인위적 Motor Over Temperature Warning 유발 및 동작 검증&gt;</w:t>
+            </w:r>
+          </w:p>
+          <w:p>
+            <w:pPr>
+              <w:pStyle w:val="1-0"/>
+              <w:numPr>
+                <w:ilvl w:val="0"/>
+                <w:numId w:val="29"/>
+              </w:numPr>
+              <w:rPr>
+                <w:rFonts w:asciiTheme="majorHAnsi" w:eastAsiaTheme="majorHAnsi" w:hAnsiTheme="majorHAnsi"/>
+              </w:rPr>
+            </w:pPr>
+            <w:r>
+              <w:rPr>
+                <w:rFonts w:asciiTheme="majorHAnsi" w:eastAsiaTheme="majorHAnsi" w:hAnsiTheme="majorHAnsi"/>
+              </w:rPr>
+              <w:t xml:space="preserve">모터에 지속적인 부하를 인가하거나, 외부 열원(히터, </w:t>
+            </w:r>
+            <w:proofErr w:type="spellStart"/>
+            <w:r>
+              <w:rPr>
+                <w:rFonts w:asciiTheme="majorHAnsi" w:eastAsiaTheme="majorHAnsi" w:hAnsiTheme="majorHAnsi"/>
+              </w:rPr>
+              <w:t>열풍기</w:t>
+            </w:r>
+            <w:proofErr w:type="spellEnd"/>
+            <w:r>
+              <w:rPr>
+                <w:rFonts w:asciiTheme="majorHAnsi" w:eastAsiaTheme="majorHAnsi" w:hAnsiTheme="majorHAnsi"/>
+              </w:rPr>
+              <w:t xml:space="preserve"> 등)을 이용하여 모터 온도를 상승시킨다. </w:t>
+            </w:r>
+          </w:p>
+          <w:p>
+            <w:pPr>
+              <w:pStyle w:val="1-0"/>
+              <w:numPr>
+                <w:ilvl w:val="0"/>
+                <w:numId w:val="29"/>
+              </w:numPr>
+              <w:rPr>
+                <w:rFonts w:asciiTheme="majorHAnsi" w:eastAsiaTheme="majorHAnsi" w:hAnsiTheme="majorHAnsi"/>
+              </w:rPr>
+            </w:pPr>
+            <w:r>
+              <w:rPr>
+                <w:rFonts w:asciiTheme="majorHAnsi" w:eastAsiaTheme="majorHAnsi" w:hAnsiTheme="majorHAnsi"/>
+              </w:rPr>
+              <w:t xml:space="preserve">모터 온도가 Warning 임계치를 초과하도록 유도하되, Fault(차단) 임계치 이하 구간을 유지한다. </w:t>
+            </w:r>
+          </w:p>
+          <w:p>
+            <w:pPr>
+              <w:pStyle w:val="1-0"/>
+              <w:numPr>
+                <w:ilvl w:val="0"/>
+                <w:numId w:val="29"/>
+              </w:numPr>
+              <w:rPr>
+                <w:rFonts w:asciiTheme="majorHAnsi" w:eastAsiaTheme="majorHAnsi" w:hAnsiTheme="majorHAnsi"/>
+              </w:rPr>
+            </w:pPr>
+            <w:r>
+              <w:rPr>
+                <w:rFonts w:asciiTheme="majorHAnsi" w:eastAsiaTheme="majorHAnsi" w:hAnsiTheme="majorHAnsi"/>
+              </w:rPr>
+              <w:t xml:space="preserve">드라이브가 Warning 상태를 감지하고, PWM 출력은 유지한 채 구동이 지속되는지 확인한다. </w:t>
+            </w:r>
+          </w:p>
+          <w:p>
+            <w:pPr>
+              <w:pStyle w:val="1-0"/>
+              <w:numPr>
+                <w:ilvl w:val="0"/>
+                <w:numId w:val="29"/>
+              </w:numPr>
+              <w:rPr>
+                <w:rFonts w:asciiTheme="majorHAnsi" w:eastAsiaTheme="majorHAnsi" w:hAnsiTheme="majorHAnsi"/>
+              </w:rPr>
+            </w:pPr>
+            <w:r>
+              <w:rPr>
+                <w:rFonts w:asciiTheme="majorHAnsi" w:eastAsiaTheme="majorHAnsi" w:hAnsiTheme="majorHAnsi"/>
+              </w:rPr>
+              <w:t xml:space="preserve">통신 인터페이스를 통해 Warning 코드(0x04)가 정상적으로 보고되는지 확인한다. </w:t>
+            </w:r>
+          </w:p>
+          <w:p>
+            <w:pPr>
+              <w:pStyle w:val="1-0"/>
+              <w:numPr>
+                <w:ilvl w:val="0"/>
+                <w:numId w:val="29"/>
+              </w:numPr>
+              <w:rPr>
+                <w:rFonts w:asciiTheme="majorHAnsi" w:eastAsiaTheme="majorHAnsi" w:hAnsiTheme="majorHAnsi"/>
+              </w:rPr>
+            </w:pPr>
+            <w:r>
+              <w:rPr>
+                <w:rFonts w:asciiTheme="majorHAnsi" w:eastAsiaTheme="majorHAnsi" w:hAnsiTheme="majorHAnsi"/>
+              </w:rPr>
+              <w:t>Warning 상태에서 출력 제한(전류 제한, 토크 제한 등)이 적용되는지 여부를 확인한다.</w:t>
+            </w:r>
+          </w:p>
+          <w:p>
+            <w:pPr>
+              <w:pStyle w:val="1-0"/>
+              <w:numPr>
+                <w:ilvl w:val="0"/>
+                <w:numId w:val="0"/>
+              </w:numPr>
+              <w:rPr>
+                <w:rFonts w:asciiTheme="majorHAnsi" w:eastAsiaTheme="majorHAnsi" w:hAnsiTheme="majorHAnsi"/>
+                <w:szCs w:val="20"/>
+              </w:rPr>
+            </w:pPr>
+          </w:p>
+          <w:p>
+            <w:pPr>
+              <w:pStyle w:val="1-0"/>
+              <w:numPr>
+                <w:ilvl w:val="0"/>
+                <w:numId w:val="0"/>
+              </w:numPr>
+              <w:rPr>
+                <w:rFonts w:asciiTheme="majorHAnsi" w:eastAsiaTheme="majorHAnsi" w:hAnsiTheme="majorHAnsi"/>
+                <w:b/>
+                <w:bCs/>
+              </w:rPr>
+            </w:pPr>
+            <w:r>
+              <w:rPr>
+                <w:rFonts w:asciiTheme="majorHAnsi" w:eastAsiaTheme="majorHAnsi" w:hAnsiTheme="majorHAnsi"/>
+                <w:b/>
+                <w:bCs/>
+              </w:rPr>
+              <w:t>&lt;Phase 3. Warning 상태 유지 및 Thermal 보호 동작 검증&gt;</w:t>
+            </w:r>
+          </w:p>
+          <w:p>
+            <w:pPr>
+              <w:pStyle w:val="1-0"/>
+              <w:numPr>
+                <w:ilvl w:val="0"/>
+                <w:numId w:val="30"/>
+              </w:numPr>
+              <w:rPr>
+                <w:rFonts w:asciiTheme="majorHAnsi" w:eastAsiaTheme="majorHAnsi" w:hAnsiTheme="majorHAnsi"/>
+              </w:rPr>
+            </w:pPr>
+            <w:r>
+              <w:rPr>
+                <w:rFonts w:asciiTheme="majorHAnsi" w:eastAsiaTheme="majorHAnsi" w:hAnsiTheme="majorHAnsi"/>
+              </w:rPr>
+              <w:t xml:space="preserve">Warning 상태를 일정 시간 유지하면서 모터 온도 변화 및 구동 상태를 관찰한다. </w:t>
+            </w:r>
+          </w:p>
+          <w:p>
+            <w:pPr>
+              <w:pStyle w:val="1-0"/>
+              <w:numPr>
+                <w:ilvl w:val="0"/>
+                <w:numId w:val="30"/>
+              </w:numPr>
+              <w:rPr>
+                <w:rFonts w:asciiTheme="majorHAnsi" w:eastAsiaTheme="majorHAnsi" w:hAnsiTheme="majorHAnsi"/>
+              </w:rPr>
+            </w:pPr>
+            <w:r>
+              <w:rPr>
+                <w:rFonts w:asciiTheme="majorHAnsi" w:eastAsiaTheme="majorHAnsi" w:hAnsiTheme="majorHAnsi"/>
+              </w:rPr>
+              <w:t xml:space="preserve">부하를 추가로 변화시켜 Thermal 조건 변화에 따른 시스템 반응을 확인한다. </w:t>
+            </w:r>
+          </w:p>
+          <w:p>
+            <w:pPr>
+              <w:pStyle w:val="1-0"/>
+              <w:numPr>
+                <w:ilvl w:val="0"/>
+                <w:numId w:val="30"/>
+              </w:numPr>
+              <w:rPr>
+                <w:rFonts w:asciiTheme="majorHAnsi" w:eastAsiaTheme="majorHAnsi" w:hAnsiTheme="majorHAnsi"/>
+              </w:rPr>
+            </w:pPr>
+            <w:r>
+              <w:rPr>
+                <w:rFonts w:asciiTheme="majorHAnsi" w:eastAsiaTheme="majorHAnsi" w:hAnsiTheme="majorHAnsi"/>
+              </w:rPr>
+              <w:t>Warning 상태에서 시스템이 비정상 동작(과도한 진동, 속도 불안정, 제어 이상 등)을 보이지 않는지 확인한다.</w:t>
+            </w:r>
+          </w:p>
+          <w:p>
+            <w:pPr>
+              <w:pStyle w:val="1-0"/>
+              <w:numPr>
+                <w:ilvl w:val="0"/>
+                <w:numId w:val="0"/>
+              </w:numPr>
+              <w:rPr>
+                <w:rFonts w:asciiTheme="majorHAnsi" w:eastAsiaTheme="majorHAnsi" w:hAnsiTheme="majorHAnsi"/>
+                <w:szCs w:val="20"/>
+              </w:rPr>
+            </w:pPr>
+          </w:p>
+          <w:p>
+            <w:pPr>
+              <w:pStyle w:val="1-0"/>
+              <w:numPr>
+                <w:ilvl w:val="0"/>
+                <w:numId w:val="0"/>
+              </w:numPr>
+              <w:rPr>
+                <w:rFonts w:asciiTheme="majorHAnsi" w:eastAsiaTheme="majorHAnsi" w:hAnsiTheme="majorHAnsi"/>
+                <w:b/>
+                <w:bCs/>
+              </w:rPr>
+            </w:pPr>
+            <w:r>
+              <w:rPr>
+                <w:rFonts w:asciiTheme="majorHAnsi" w:eastAsiaTheme="majorHAnsi" w:hAnsiTheme="majorHAnsi"/>
+                <w:b/>
+                <w:bCs/>
+              </w:rPr>
+              <w:t>&lt;Phase 4. 온도 복구 및 Warning 해제 검증 (Recovery Test)&gt;</w:t>
+            </w:r>
+          </w:p>
+          <w:p>
+            <w:pPr>
+              <w:pStyle w:val="1-0"/>
+              <w:numPr>
+                <w:ilvl w:val="0"/>
+                <w:numId w:val="31"/>
+              </w:numPr>
+              <w:rPr>
+                <w:rFonts w:asciiTheme="majorHAnsi" w:eastAsiaTheme="majorHAnsi" w:hAnsiTheme="majorHAnsi"/>
+              </w:rPr>
+            </w:pPr>
+            <w:r>
+              <w:rPr>
+                <w:rFonts w:asciiTheme="majorHAnsi" w:eastAsiaTheme="majorHAnsi" w:hAnsiTheme="majorHAnsi"/>
+              </w:rPr>
+              <w:t xml:space="preserve">모터를 </w:t>
+            </w:r>
+            <w:proofErr w:type="spellStart"/>
+            <w:r>
+              <w:rPr>
+                <w:rFonts w:asciiTheme="majorHAnsi" w:eastAsiaTheme="majorHAnsi" w:hAnsiTheme="majorHAnsi"/>
+              </w:rPr>
+              <w:t>무부하</w:t>
+            </w:r>
+            <w:proofErr w:type="spellEnd"/>
+            <w:r>
+              <w:rPr>
+                <w:rFonts w:asciiTheme="majorHAnsi" w:eastAsiaTheme="majorHAnsi" w:hAnsiTheme="majorHAnsi"/>
+              </w:rPr>
+              <w:t xml:space="preserve"> 상태로 운전하거나 외부 냉각을 통해 온도를 정상 범위로 낮춘다. </w:t>
+            </w:r>
+          </w:p>
+          <w:p>
+            <w:pPr>
+              <w:pStyle w:val="1-0"/>
+              <w:numPr>
+                <w:ilvl w:val="0"/>
+                <w:numId w:val="31"/>
+              </w:numPr>
+              <w:rPr>
+                <w:rFonts w:asciiTheme="majorHAnsi" w:eastAsiaTheme="majorHAnsi" w:hAnsiTheme="majorHAnsi"/>
+              </w:rPr>
+            </w:pPr>
+            <w:r>
+              <w:rPr>
+                <w:rFonts w:asciiTheme="majorHAnsi" w:eastAsiaTheme="majorHAnsi" w:hAnsiTheme="majorHAnsi"/>
+              </w:rPr>
+              <w:t xml:space="preserve">별도의 Alarm Reset 없이 Warning이 자동 해제되는지 확인한다. </w:t>
+            </w:r>
+          </w:p>
+          <w:p>
+            <w:pPr>
+              <w:pStyle w:val="1-0"/>
+              <w:numPr>
+                <w:ilvl w:val="0"/>
+                <w:numId w:val="31"/>
+              </w:numPr>
+              <w:rPr>
+                <w:rFonts w:asciiTheme="majorHAnsi" w:eastAsiaTheme="majorHAnsi" w:hAnsiTheme="majorHAnsi"/>
+              </w:rPr>
+            </w:pPr>
+            <w:r>
+              <w:rPr>
+                <w:rFonts w:asciiTheme="majorHAnsi" w:eastAsiaTheme="majorHAnsi" w:hAnsiTheme="majorHAnsi"/>
+              </w:rPr>
+              <w:t xml:space="preserve">통신 인터페이스를 통해 Warning 코드가 소거되는지 확인한다. </w:t>
+            </w:r>
+          </w:p>
+          <w:p>
+            <w:pPr>
+              <w:pStyle w:val="1-0"/>
+              <w:numPr>
+                <w:ilvl w:val="0"/>
+                <w:numId w:val="31"/>
+              </w:numPr>
+              <w:rPr>
+                <w:rFonts w:asciiTheme="majorHAnsi" w:eastAsiaTheme="majorHAnsi" w:hAnsiTheme="majorHAnsi" w:hint="eastAsia"/>
+              </w:rPr>
+            </w:pPr>
+            <w:r>
+              <w:rPr>
+                <w:rFonts w:asciiTheme="majorHAnsi" w:eastAsiaTheme="majorHAnsi" w:hAnsiTheme="majorHAnsi"/>
+              </w:rPr>
+              <w:t>모터가 정상적인 출력 및 제어 상태로 복귀하는지 확인한다.</w:t>
+            </w:r>
+          </w:p>
+          <w:p>
+            <w:pPr>
               <w:pStyle w:val="1-"/>
               <w:numPr>
                 <w:ilvl w:val="0"/>
@@ -710,7 +1071,6 @@
               </w:numPr>
               <w:ind w:left="425" w:hanging="425"/>
               <w:rPr>
-                <w:rFonts w:hint="eastAsia"/>
                 <w:b w:val="0"/>
                 <w:bCs/>
                 <w:sz w:val="20"/>
@@ -743,6 +1103,7 @@
               <w:rPr>
                 <w:rFonts w:hint="eastAsia"/>
               </w:rPr>
+              <w:lastRenderedPageBreak/>
               <w:t>판정기준</w:t>
             </w:r>
           </w:p>
@@ -761,7 +1122,190 @@
                 <w:numId w:val="0"/>
               </w:numPr>
               <w:rPr>
-                <w:rFonts w:hint="eastAsia"/>
+                <w:b/>
+                <w:bCs/>
+              </w:rPr>
+            </w:pPr>
+            <w:r>
+              <w:rPr>
+                <w:b/>
+                <w:bCs/>
+              </w:rPr>
+              <w:t>[Phase 2 판정 - Warning 발생 및 구동 유지]</w:t>
+            </w:r>
+          </w:p>
+          <w:p>
+            <w:pPr>
+              <w:pStyle w:val="1-0"/>
+              <w:numPr>
+                <w:ilvl w:val="0"/>
+                <w:numId w:val="32"/>
+              </w:numPr>
+            </w:pPr>
+            <w:r>
+              <w:t xml:space="preserve">Warning 구간 진입 시 PWM 출력이 차단되거나 모터가 정지할 경우 즉시 불합격(Fail) 처리한다. (Warning은 구동 유지 상태여야 한다) </w:t>
+            </w:r>
+          </w:p>
+          <w:p>
+            <w:pPr>
+              <w:pStyle w:val="1-0"/>
+              <w:numPr>
+                <w:ilvl w:val="0"/>
+                <w:numId w:val="32"/>
+              </w:numPr>
+            </w:pPr>
+            <w:r>
+              <w:t xml:space="preserve">Warning 상태에서 과도한 진동, 토크 불안정 또는 제어 이상이 발생할 경우 불합격 처리한다. </w:t>
+            </w:r>
+          </w:p>
+          <w:p>
+            <w:pPr>
+              <w:pStyle w:val="1-0"/>
+              <w:numPr>
+                <w:ilvl w:val="0"/>
+                <w:numId w:val="32"/>
+              </w:numPr>
+            </w:pPr>
+            <w:r>
+              <w:t xml:space="preserve">통신 인터페이스를 통해 Warning 0x04 코드가 명확하게 수신되어야 한다. </w:t>
+            </w:r>
+          </w:p>
+          <w:p>
+            <w:pPr>
+              <w:pStyle w:val="1-0"/>
+              <w:numPr>
+                <w:ilvl w:val="0"/>
+                <w:numId w:val="32"/>
+              </w:numPr>
+            </w:pPr>
+            <w:r>
+              <w:t>정의된 정책에 따라 출력 제한(Derating)이 정상적으로 적용되어야 한다.</w:t>
+            </w:r>
+          </w:p>
+          <w:p>
+            <w:pPr>
+              <w:pStyle w:val="1-0"/>
+              <w:numPr>
+                <w:ilvl w:val="0"/>
+                <w:numId w:val="0"/>
+              </w:numPr>
+              <w:rPr>
+                <w:szCs w:val="20"/>
+              </w:rPr>
+            </w:pPr>
+          </w:p>
+          <w:p>
+            <w:pPr>
+              <w:pStyle w:val="1-0"/>
+              <w:numPr>
+                <w:ilvl w:val="0"/>
+                <w:numId w:val="0"/>
+              </w:numPr>
+              <w:rPr>
+                <w:b/>
+                <w:bCs/>
+              </w:rPr>
+            </w:pPr>
+            <w:r>
+              <w:rPr>
+                <w:b/>
+                <w:bCs/>
+              </w:rPr>
+              <w:t>[Phase 3 판정 - Thermal 보호 및 제어 안정성]</w:t>
+            </w:r>
+          </w:p>
+          <w:p>
+            <w:pPr>
+              <w:pStyle w:val="1-0"/>
+              <w:numPr>
+                <w:ilvl w:val="0"/>
+                <w:numId w:val="33"/>
+              </w:numPr>
+            </w:pPr>
+            <w:r>
+              <w:t xml:space="preserve">Warning 상태 유지 중, 온도가 지속 상승하여 제어 불능 상태에 빠지거나 급격한 출력 변화로 불안정이 발생할 경우 불합격 처리한다. </w:t>
+            </w:r>
+          </w:p>
+          <w:p>
+            <w:pPr>
+              <w:pStyle w:val="1-0"/>
+              <w:numPr>
+                <w:ilvl w:val="0"/>
+                <w:numId w:val="33"/>
+              </w:numPr>
+            </w:pPr>
+            <w:r>
+              <w:t xml:space="preserve">Thermal 조건에서도 시스템은 안정적인 제어 상태를 유지해야 한다. </w:t>
+            </w:r>
+          </w:p>
+          <w:p>
+            <w:pPr>
+              <w:pStyle w:val="1-0"/>
+              <w:numPr>
+                <w:ilvl w:val="0"/>
+                <w:numId w:val="0"/>
+              </w:numPr>
+              <w:rPr>
+                <w:szCs w:val="20"/>
+              </w:rPr>
+            </w:pPr>
+          </w:p>
+          <w:p>
+            <w:pPr>
+              <w:pStyle w:val="1-0"/>
+              <w:numPr>
+                <w:ilvl w:val="0"/>
+                <w:numId w:val="0"/>
+              </w:numPr>
+              <w:rPr>
+                <w:b/>
+                <w:bCs/>
+              </w:rPr>
+            </w:pPr>
+            <w:r>
+              <w:rPr>
+                <w:b/>
+                <w:bCs/>
+              </w:rPr>
+              <w:t>[Phase 4 판정 - 온도 복구 및 Warning 해제]</w:t>
+            </w:r>
+          </w:p>
+          <w:p>
+            <w:pPr>
+              <w:pStyle w:val="1-0"/>
+              <w:numPr>
+                <w:ilvl w:val="0"/>
+                <w:numId w:val="34"/>
+              </w:numPr>
+            </w:pPr>
+            <w:r>
+              <w:t>온도를 정상 범위로 복구했을 때, 별도의 Reset 없이 Warning이 자동 해제되어야 한다.</w:t>
+            </w:r>
+            <w:r>
+              <w:br/>
+              <w:t xml:space="preserve">(Warning이 지속될 경우 온도 센싱 오류 또는 상태 관리 로직 문제로 간주하여 불합격 처리한다) </w:t>
+            </w:r>
+          </w:p>
+          <w:p>
+            <w:pPr>
+              <w:pStyle w:val="1-0"/>
+              <w:numPr>
+                <w:ilvl w:val="0"/>
+                <w:numId w:val="34"/>
+              </w:numPr>
+            </w:pPr>
+            <w:r>
+              <w:t>Warning 해제 후에도 모터는 정상적인 출력 및 제어 상태로 복귀해야 하며, 추가 Fault(Over Temperature Fault 등)가 발생하지 않아야 최종 합격 처리한다.</w:t>
+            </w:r>
+          </w:p>
+          <w:p>
+            <w:pPr>
+              <w:pStyle w:val="1-0"/>
+              <w:numPr>
+                <w:ilvl w:val="0"/>
+                <w:numId w:val="0"/>
+              </w:numPr>
+              <w:rPr>
                 <w:szCs w:val="20"/>
               </w:rPr>
             </w:pPr>
@@ -809,6 +1353,92 @@
                 <w:numId w:val="0"/>
               </w:numPr>
               <w:rPr>
+                <w:b/>
+                <w:bCs/>
+              </w:rPr>
+            </w:pPr>
+            <w:r>
+              <w:rPr>
+                <w:b/>
+                <w:bCs/>
+              </w:rPr>
+              <w:t>[Phase 2 판정 - Warning 발생 및 구동 유지]</w:t>
+            </w:r>
+          </w:p>
+          <w:p>
+            <w:pPr>
+              <w:pStyle w:val="1-0"/>
+              <w:numPr>
+                <w:ilvl w:val="0"/>
+                <w:numId w:val="0"/>
+              </w:numPr>
+              <w:rPr>
+                <w:szCs w:val="20"/>
+              </w:rPr>
+            </w:pPr>
+          </w:p>
+          <w:p>
+            <w:pPr>
+              <w:pStyle w:val="1-0"/>
+              <w:numPr>
+                <w:ilvl w:val="0"/>
+                <w:numId w:val="0"/>
+              </w:numPr>
+              <w:rPr>
+                <w:b/>
+                <w:bCs/>
+              </w:rPr>
+            </w:pPr>
+            <w:r>
+              <w:rPr>
+                <w:b/>
+                <w:bCs/>
+              </w:rPr>
+              <w:t>[Phase 3 판정 - Thermal 보호 및 제어 안정성]</w:t>
+            </w:r>
+          </w:p>
+          <w:p>
+            <w:pPr>
+              <w:pStyle w:val="1-0"/>
+              <w:numPr>
+                <w:ilvl w:val="0"/>
+                <w:numId w:val="0"/>
+              </w:numPr>
+              <w:rPr>
+                <w:szCs w:val="20"/>
+              </w:rPr>
+            </w:pPr>
+          </w:p>
+          <w:p>
+            <w:pPr>
+              <w:pStyle w:val="1-0"/>
+              <w:numPr>
+                <w:ilvl w:val="0"/>
+                <w:numId w:val="0"/>
+              </w:numPr>
+              <w:rPr>
+                <w:rFonts w:hint="eastAsia"/>
+                <w:b/>
+                <w:bCs/>
+              </w:rPr>
+            </w:pPr>
+            <w:r>
+              <w:rPr>
+                <w:b/>
+                <w:bCs/>
+              </w:rPr>
+              <w:t>[Phase 4 판정 - 온도 복구 및 Warning 해제]</w:t>
+            </w:r>
+          </w:p>
+          <w:p>
+            <w:pPr>
+              <w:pStyle w:val="1-0"/>
+              <w:numPr>
+                <w:ilvl w:val="0"/>
+                <w:numId w:val="0"/>
+              </w:numPr>
+              <w:rPr>
+                <w:rFonts w:hint="eastAsia"/>
                 <w:szCs w:val="20"/>
               </w:rPr>
             </w:pPr>
@@ -1230,6 +1860,232 @@
 <file path=word/numbering.xml><?xml version="1.0" encoding="utf-8"?>
 <w:numbering xmlns:wpc="http://schemas.microsoft.com/office/word/2010/wordprocessingCanvas" xmlns:cx="http://schemas.microsoft.com/office/drawing/2014/chartex" xmlns:cx1="http://schemas.microsoft.com/office/drawing/2015/9/8/chartex" xmlns:cx2="http://schemas.microsoft.com/office/drawing/2015/10/21/chartex" xmlns:cx3="http://schemas.microsoft.com/office/drawing/2016/5/9/chartex" xmlns:cx4="http://schemas.microsoft.com/office/drawing/2016/5/10/chartex" xmlns:cx5="http://schemas.microsoft.com/office/drawing/2016/5/11/chartex" xmlns:cx6="http://schemas.microsoft.com/office/drawing/2016/5/12/chartex" xmlns:cx7="http://schemas.microsoft.com/office/drawing/2016/5/13/chartex" xmlns:cx8="http://schemas.microsoft.com/office/drawing/2016/5/14/chartex" xmlns:mc="http://schemas.openxmlformats.org/markup-compatibility/2006" xmlns:aink="http://schemas.microsoft.com/office/drawing/2016/ink" xmlns:am3d="http://schemas.microsoft.com/office/drawing/2017/model3d" xmlns:o="urn:schemas-microsoft-com:office:office" xmlns:oel="http://schemas.microsoft.com/office/2019/extlst" xmlns:r="http://schemas.openxmlformats.org/officeDocument/2006/relationships" xmlns:m="http://schemas.openxmlformats.org/officeDocument/2006/math" xmlns:v="urn:schemas-microsoft-com:vml" xmlns:wp14="http://schemas.microsoft.com/office/word/2010/wordprocessingDrawing" xmlns:wp="http://schemas.openxmlformats.org/drawingml/2006/wordprocessingDrawing" xmlns:w10="urn:schemas-microsoft-com:office:word" xmlns:w="http://schemas.openxmlformats.org/wordprocessingml/2006/main" xmlns:w14="http://schemas.microsoft.com/office/word/2010/wordml" xmlns:w15="http://schemas.microsoft.com/office/word/2012/wordml" xmlns:w16cex="http://schemas.microsoft.com/office/word/2018/wordml/cex" xmlns:w16cid="http://schemas.microsoft.com/office/word/2016/wordml/cid" xmlns:w16="http://schemas.microsoft.com/office/word/2018/wordml" xmlns:w16du="http://schemas.microsoft.com/office/word/2023/wordml/word16du" xmlns:w16sdtdh="http://schemas.microsoft.com/office/word/2020/wordml/sdtdatahash" xmlns:w16sdtfl="http://schemas.microsoft.com/office/word/2024/wordml/sdtformatlock" xmlns:w16se="http://schemas.microsoft.com/office/word/2015/wordml/symex" xmlns:wpg="http://schemas.microsoft.com/office/word/2010/wordprocessingGroup" xmlns:wpi="http://schemas.microsoft.com/office/word/2010/wordprocessingInk" xmlns:wne="http://schemas.microsoft.com/office/word/2006/wordml" xmlns:wps="http://schemas.microsoft.com/office/word/2010/wordprocessingShape" mc:Ignorable="w14 w15 w16se w16cid w16 w16cex w16sdtdh w16sdtfl w16du wp14">
   <w:abstractNum w:abstractNumId="0" w15:restartNumberingAfterBreak="0">
+    <w:nsid w:val="0FEB5308"/>
+    <w:multiLevelType w:val="multilevel"/>
+    <w:tmpl w:val="40C07896"/>
+    <w:lvl w:ilvl="0">
+      <w:start w:val="1"/>
+      <w:numFmt w:val="decimal"/>
+      <w:lvlText w:val="%1."/>
+      <w:lvlJc w:val="left"/>
+      <w:pPr>
+        <w:tabs>
+          <w:tab w:val="num" w:pos="360"/>
+        </w:tabs>
+        <w:ind w:left="360" w:hanging="360"/>
+      </w:pPr>
+    </w:lvl>
+    <w:lvl w:ilvl="1" w:tentative="1">
+      <w:start w:val="1"/>
+      <w:numFmt w:val="decimal"/>
+      <w:lvlText w:val="%2."/>
+      <w:lvlJc w:val="left"/>
+      <w:pPr>
+        <w:tabs>
+          <w:tab w:val="num" w:pos="1080"/>
+        </w:tabs>
+        <w:ind w:left="1080" w:hanging="360"/>
+      </w:pPr>
+    </w:lvl>
+    <w:lvl w:ilvl="2" w:tentative="1">
+      <w:start w:val="1"/>
+      <w:numFmt w:val="decimal"/>
+      <w:lvlText w:val="%3."/>
+      <w:lvlJc w:val="left"/>
+      <w:pPr>
+        <w:tabs>
+          <w:tab w:val="num" w:pos="1800"/>
+        </w:tabs>
+        <w:ind w:left="1800" w:hanging="360"/>
+      </w:pPr>
+    </w:lvl>
+    <w:lvl w:ilvl="3" w:tentative="1">
+      <w:start w:val="1"/>
+      <w:numFmt w:val="decimal"/>
+      <w:lvlText w:val="%4."/>
+      <w:lvlJc w:val="left"/>
+      <w:pPr>
+        <w:tabs>
+          <w:tab w:val="num" w:pos="2520"/>
+        </w:tabs>
+        <w:ind w:left="2520" w:hanging="360"/>
+      </w:pPr>
+    </w:lvl>
+    <w:lvl w:ilvl="4" w:tentative="1">
+      <w:start w:val="1"/>
+      <w:numFmt w:val="decimal"/>
+      <w:lvlText w:val="%5."/>
+      <w:lvlJc w:val="left"/>
+      <w:pPr>
+        <w:tabs>
+          <w:tab w:val="num" w:pos="3240"/>
+        </w:tabs>
+        <w:ind w:left="3240" w:hanging="360"/>
+      </w:pPr>
+    </w:lvl>
+    <w:lvl w:ilvl="5" w:tentative="1">
+      <w:start w:val="1"/>
+      <w:numFmt w:val="decimal"/>
+      <w:lvlText w:val="%6."/>
+      <w:lvlJc w:val="left"/>
+      <w:pPr>
+        <w:tabs>
+          <w:tab w:val="num" w:pos="3960"/>
+        </w:tabs>
+        <w:ind w:left="3960" w:hanging="360"/>
+      </w:pPr>
+    </w:lvl>
+    <w:lvl w:ilvl="6" w:tentative="1">
+      <w:start w:val="1"/>
+      <w:numFmt w:val="decimal"/>
+      <w:lvlText w:val="%7."/>
+      <w:lvlJc w:val="left"/>
+      <w:pPr>
+        <w:tabs>
+          <w:tab w:val="num" w:pos="4680"/>
+        </w:tabs>
+        <w:ind w:left="4680" w:hanging="360"/>
+      </w:pPr>
+    </w:lvl>
+    <w:lvl w:ilvl="7" w:tentative="1">
+      <w:start w:val="1"/>
+      <w:numFmt w:val="decimal"/>
+      <w:lvlText w:val="%8."/>
+      <w:lvlJc w:val="left"/>
+      <w:pPr>
+        <w:tabs>
+          <w:tab w:val="num" w:pos="5400"/>
+        </w:tabs>
+        <w:ind w:left="5400" w:hanging="360"/>
+      </w:pPr>
+    </w:lvl>
+    <w:lvl w:ilvl="8" w:tentative="1">
+      <w:start w:val="1"/>
+      <w:numFmt w:val="decimal"/>
+      <w:lvlText w:val="%9."/>
+      <w:lvlJc w:val="left"/>
+      <w:pPr>
+        <w:tabs>
+          <w:tab w:val="num" w:pos="6120"/>
+        </w:tabs>
+        <w:ind w:left="6120" w:hanging="360"/>
+      </w:pPr>
+    </w:lvl>
+  </w:abstractNum>
+  <w:abstractNum w:abstractNumId="1" w15:restartNumberingAfterBreak="0">
+    <w:nsid w:val="13AF66D6"/>
+    <w:multiLevelType w:val="multilevel"/>
+    <w:tmpl w:val="CD38647A"/>
+    <w:lvl w:ilvl="0">
+      <w:start w:val="1"/>
+      <w:numFmt w:val="decimal"/>
+      <w:lvlText w:val="%1."/>
+      <w:lvlJc w:val="left"/>
+      <w:pPr>
+        <w:tabs>
+          <w:tab w:val="num" w:pos="360"/>
+        </w:tabs>
+        <w:ind w:left="360" w:hanging="360"/>
+      </w:pPr>
+    </w:lvl>
+    <w:lvl w:ilvl="1" w:tentative="1">
+      <w:start w:val="1"/>
+      <w:numFmt w:val="decimal"/>
+      <w:lvlText w:val="%2."/>
+      <w:lvlJc w:val="left"/>
+      <w:pPr>
+        <w:tabs>
+          <w:tab w:val="num" w:pos="1080"/>
+        </w:tabs>
+        <w:ind w:left="1080" w:hanging="360"/>
+      </w:pPr>
+    </w:lvl>
+    <w:lvl w:ilvl="2" w:tentative="1">
+      <w:start w:val="1"/>
+      <w:numFmt w:val="decimal"/>
+      <w:lvlText w:val="%3."/>
+      <w:lvlJc w:val="left"/>
+      <w:pPr>
+        <w:tabs>
+          <w:tab w:val="num" w:pos="1800"/>
+        </w:tabs>
+        <w:ind w:left="1800" w:hanging="360"/>
+      </w:pPr>
+    </w:lvl>
+    <w:lvl w:ilvl="3" w:tentative="1">
+      <w:start w:val="1"/>
+      <w:numFmt w:val="decimal"/>
+      <w:lvlText w:val="%4."/>
+      <w:lvlJc w:val="left"/>
+      <w:pPr>
+        <w:tabs>
+          <w:tab w:val="num" w:pos="2520"/>
+        </w:tabs>
+        <w:ind w:left="2520" w:hanging="360"/>
+      </w:pPr>
+    </w:lvl>
+    <w:lvl w:ilvl="4" w:tentative="1">
+      <w:start w:val="1"/>
+      <w:numFmt w:val="decimal"/>
+      <w:lvlText w:val="%5."/>
+      <w:lvlJc w:val="left"/>
+      <w:pPr>
+        <w:tabs>
+          <w:tab w:val="num" w:pos="3240"/>
+        </w:tabs>
+        <w:ind w:left="3240" w:hanging="360"/>
+      </w:pPr>
+    </w:lvl>
+    <w:lvl w:ilvl="5" w:tentative="1">
+      <w:start w:val="1"/>
+      <w:numFmt w:val="decimal"/>
+      <w:lvlText w:val="%6."/>
+      <w:lvlJc w:val="left"/>
+      <w:pPr>
+        <w:tabs>
+          <w:tab w:val="num" w:pos="3960"/>
+        </w:tabs>
+        <w:ind w:left="3960" w:hanging="360"/>
+      </w:pPr>
+    </w:lvl>
+    <w:lvl w:ilvl="6" w:tentative="1">
+      <w:start w:val="1"/>
+      <w:numFmt w:val="decimal"/>
+      <w:lvlText w:val="%7."/>
+      <w:lvlJc w:val="left"/>
+      <w:pPr>
+        <w:tabs>
+          <w:tab w:val="num" w:pos="4680"/>
+        </w:tabs>
+        <w:ind w:left="4680" w:hanging="360"/>
+      </w:pPr>
+    </w:lvl>
+    <w:lvl w:ilvl="7" w:tentative="1">
+      <w:start w:val="1"/>
+      <w:numFmt w:val="decimal"/>
+      <w:lvlText w:val="%8."/>
+      <w:lvlJc w:val="left"/>
+      <w:pPr>
+        <w:tabs>
+          <w:tab w:val="num" w:pos="5400"/>
+        </w:tabs>
+        <w:ind w:left="5400" w:hanging="360"/>
+      </w:pPr>
+    </w:lvl>
+    <w:lvl w:ilvl="8" w:tentative="1">
+      <w:start w:val="1"/>
+      <w:numFmt w:val="decimal"/>
+      <w:lvlText w:val="%9."/>
+      <w:lvlJc w:val="left"/>
+      <w:pPr>
+        <w:tabs>
+          <w:tab w:val="num" w:pos="6120"/>
+        </w:tabs>
+        <w:ind w:left="6120" w:hanging="360"/>
+      </w:pPr>
+    </w:lvl>
+  </w:abstractNum>
+  <w:abstractNum w:abstractNumId="2" w15:restartNumberingAfterBreak="0">
     <w:nsid w:val="146769F5"/>
     <w:multiLevelType w:val="multilevel"/>
     <w:tmpl w:val="A8C88098"/>
@@ -1353,7 +2209,7 @@
       </w:rPr>
     </w:lvl>
   </w:abstractNum>
-  <w:abstractNum w:abstractNumId="1" w15:restartNumberingAfterBreak="0">
+  <w:abstractNum w:abstractNumId="3" w15:restartNumberingAfterBreak="0">
     <w:nsid w:val="18B175F4"/>
     <w:multiLevelType w:val="hybridMultilevel"/>
     <w:tmpl w:val="CD9420A0"/>
@@ -1442,7 +2298,7 @@
       </w:pPr>
     </w:lvl>
   </w:abstractNum>
-  <w:abstractNum w:abstractNumId="2" w15:restartNumberingAfterBreak="0">
+  <w:abstractNum w:abstractNumId="4" w15:restartNumberingAfterBreak="0">
     <w:nsid w:val="1DA211EF"/>
     <w:multiLevelType w:val="hybridMultilevel"/>
     <w:tmpl w:val="24680D42"/>
@@ -1531,7 +2387,7 @@
       </w:pPr>
     </w:lvl>
   </w:abstractNum>
-  <w:abstractNum w:abstractNumId="3" w15:restartNumberingAfterBreak="0">
+  <w:abstractNum w:abstractNumId="5" w15:restartNumberingAfterBreak="0">
     <w:nsid w:val="22F66137"/>
     <w:multiLevelType w:val="hybridMultilevel"/>
     <w:tmpl w:val="E9E6AA92"/>
@@ -1620,7 +2476,7 @@
       </w:pPr>
     </w:lvl>
   </w:abstractNum>
-  <w:abstractNum w:abstractNumId="4" w15:restartNumberingAfterBreak="0">
+  <w:abstractNum w:abstractNumId="6" w15:restartNumberingAfterBreak="0">
     <w:nsid w:val="2BD54AC1"/>
     <w:multiLevelType w:val="hybridMultilevel"/>
     <w:tmpl w:val="88523264"/>
@@ -1733,7 +2589,7 @@
       </w:rPr>
     </w:lvl>
   </w:abstractNum>
-  <w:abstractNum w:abstractNumId="5" w15:restartNumberingAfterBreak="0">
+  <w:abstractNum w:abstractNumId="7" w15:restartNumberingAfterBreak="0">
     <w:nsid w:val="39541C11"/>
     <w:multiLevelType w:val="multilevel"/>
     <w:tmpl w:val="EACEA458"/>
@@ -1846,7 +2702,7 @@
       </w:pPr>
     </w:lvl>
   </w:abstractNum>
-  <w:abstractNum w:abstractNumId="6" w15:restartNumberingAfterBreak="0">
+  <w:abstractNum w:abstractNumId="8" w15:restartNumberingAfterBreak="0">
     <w:nsid w:val="3C891953"/>
     <w:multiLevelType w:val="hybridMultilevel"/>
     <w:tmpl w:val="A02ADAA8"/>
@@ -1935,7 +2791,233 @@
       </w:pPr>
     </w:lvl>
   </w:abstractNum>
-  <w:abstractNum w:abstractNumId="7" w15:restartNumberingAfterBreak="0">
+  <w:abstractNum w:abstractNumId="9" w15:restartNumberingAfterBreak="0">
+    <w:nsid w:val="3FC5287D"/>
+    <w:multiLevelType w:val="multilevel"/>
+    <w:tmpl w:val="192622C2"/>
+    <w:lvl w:ilvl="0">
+      <w:start w:val="1"/>
+      <w:numFmt w:val="decimal"/>
+      <w:lvlText w:val="%1."/>
+      <w:lvlJc w:val="left"/>
+      <w:pPr>
+        <w:tabs>
+          <w:tab w:val="num" w:pos="360"/>
+        </w:tabs>
+        <w:ind w:left="360" w:hanging="360"/>
+      </w:pPr>
+    </w:lvl>
+    <w:lvl w:ilvl="1" w:tentative="1">
+      <w:start w:val="1"/>
+      <w:numFmt w:val="decimal"/>
+      <w:lvlText w:val="%2."/>
+      <w:lvlJc w:val="left"/>
+      <w:pPr>
+        <w:tabs>
+          <w:tab w:val="num" w:pos="1080"/>
+        </w:tabs>
+        <w:ind w:left="1080" w:hanging="360"/>
+      </w:pPr>
+    </w:lvl>
+    <w:lvl w:ilvl="2" w:tentative="1">
+      <w:start w:val="1"/>
+      <w:numFmt w:val="decimal"/>
+      <w:lvlText w:val="%3."/>
+      <w:lvlJc w:val="left"/>
+      <w:pPr>
+        <w:tabs>
+          <w:tab w:val="num" w:pos="1800"/>
+        </w:tabs>
+        <w:ind w:left="1800" w:hanging="360"/>
+      </w:pPr>
+    </w:lvl>
+    <w:lvl w:ilvl="3" w:tentative="1">
+      <w:start w:val="1"/>
+      <w:numFmt w:val="decimal"/>
+      <w:lvlText w:val="%4."/>
+      <w:lvlJc w:val="left"/>
+      <w:pPr>
+        <w:tabs>
+          <w:tab w:val="num" w:pos="2520"/>
+        </w:tabs>
+        <w:ind w:left="2520" w:hanging="360"/>
+      </w:pPr>
+    </w:lvl>
+    <w:lvl w:ilvl="4" w:tentative="1">
+      <w:start w:val="1"/>
+      <w:numFmt w:val="decimal"/>
+      <w:lvlText w:val="%5."/>
+      <w:lvlJc w:val="left"/>
+      <w:pPr>
+        <w:tabs>
+          <w:tab w:val="num" w:pos="3240"/>
+        </w:tabs>
+        <w:ind w:left="3240" w:hanging="360"/>
+      </w:pPr>
+    </w:lvl>
+    <w:lvl w:ilvl="5" w:tentative="1">
+      <w:start w:val="1"/>
+      <w:numFmt w:val="decimal"/>
+      <w:lvlText w:val="%6."/>
+      <w:lvlJc w:val="left"/>
+      <w:pPr>
+        <w:tabs>
+          <w:tab w:val="num" w:pos="3960"/>
+        </w:tabs>
+        <w:ind w:left="3960" w:hanging="360"/>
+      </w:pPr>
+    </w:lvl>
+    <w:lvl w:ilvl="6" w:tentative="1">
+      <w:start w:val="1"/>
+      <w:numFmt w:val="decimal"/>
+      <w:lvlText w:val="%7."/>
+      <w:lvlJc w:val="left"/>
+      <w:pPr>
+        <w:tabs>
+          <w:tab w:val="num" w:pos="4680"/>
+        </w:tabs>
+        <w:ind w:left="4680" w:hanging="360"/>
+      </w:pPr>
+    </w:lvl>
+    <w:lvl w:ilvl="7" w:tentative="1">
+      <w:start w:val="1"/>
+      <w:numFmt w:val="decimal"/>
+      <w:lvlText w:val="%8."/>
+      <w:lvlJc w:val="left"/>
+      <w:pPr>
+        <w:tabs>
+          <w:tab w:val="num" w:pos="5400"/>
+        </w:tabs>
+        <w:ind w:left="5400" w:hanging="360"/>
+      </w:pPr>
+    </w:lvl>
+    <w:lvl w:ilvl="8" w:tentative="1">
+      <w:start w:val="1"/>
+      <w:numFmt w:val="decimal"/>
+      <w:lvlText w:val="%9."/>
+      <w:lvlJc w:val="left"/>
+      <w:pPr>
+        <w:tabs>
+          <w:tab w:val="num" w:pos="6120"/>
+        </w:tabs>
+        <w:ind w:left="6120" w:hanging="360"/>
+      </w:pPr>
+    </w:lvl>
+  </w:abstractNum>
+  <w:abstractNum w:abstractNumId="10" w15:restartNumberingAfterBreak="0">
+    <w:nsid w:val="403C7AF4"/>
+    <w:multiLevelType w:val="multilevel"/>
+    <w:tmpl w:val="606A1936"/>
+    <w:lvl w:ilvl="0">
+      <w:start w:val="1"/>
+      <w:numFmt w:val="decimal"/>
+      <w:lvlText w:val="%1."/>
+      <w:lvlJc w:val="left"/>
+      <w:pPr>
+        <w:tabs>
+          <w:tab w:val="num" w:pos="360"/>
+        </w:tabs>
+        <w:ind w:left="360" w:hanging="360"/>
+      </w:pPr>
+    </w:lvl>
+    <w:lvl w:ilvl="1" w:tentative="1">
+      <w:start w:val="1"/>
+      <w:numFmt w:val="decimal"/>
+      <w:lvlText w:val="%2."/>
+      <w:lvlJc w:val="left"/>
+      <w:pPr>
+        <w:tabs>
+          <w:tab w:val="num" w:pos="1080"/>
+        </w:tabs>
+        <w:ind w:left="1080" w:hanging="360"/>
+      </w:pPr>
+    </w:lvl>
+    <w:lvl w:ilvl="2" w:tentative="1">
+      <w:start w:val="1"/>
+      <w:numFmt w:val="decimal"/>
+      <w:lvlText w:val="%3."/>
+      <w:lvlJc w:val="left"/>
+      <w:pPr>
+        <w:tabs>
+          <w:tab w:val="num" w:pos="1800"/>
+        </w:tabs>
+        <w:ind w:left="1800" w:hanging="360"/>
+      </w:pPr>
+    </w:lvl>
+    <w:lvl w:ilvl="3" w:tentative="1">
+      <w:start w:val="1"/>
+      <w:numFmt w:val="decimal"/>
+      <w:lvlText w:val="%4."/>
+      <w:lvlJc w:val="left"/>
+      <w:pPr>
+        <w:tabs>
+          <w:tab w:val="num" w:pos="2520"/>
+        </w:tabs>
+        <w:ind w:left="2520" w:hanging="360"/>
+      </w:pPr>
+    </w:lvl>
+    <w:lvl w:ilvl="4" w:tentative="1">
+      <w:start w:val="1"/>
+      <w:numFmt w:val="decimal"/>
+      <w:lvlText w:val="%5."/>
+      <w:lvlJc w:val="left"/>
+      <w:pPr>
+        <w:tabs>
+          <w:tab w:val="num" w:pos="3240"/>
+        </w:tabs>
+        <w:ind w:left="3240" w:hanging="360"/>
+      </w:pPr>
+    </w:lvl>
+    <w:lvl w:ilvl="5" w:tentative="1">
+      <w:start w:val="1"/>
+      <w:numFmt w:val="decimal"/>
+      <w:lvlText w:val="%6."/>
+      <w:lvlJc w:val="left"/>
+      <w:pPr>
+        <w:tabs>
+          <w:tab w:val="num" w:pos="3960"/>
+        </w:tabs>
+        <w:ind w:left="3960" w:hanging="360"/>
+      </w:pPr>
+    </w:lvl>
+    <w:lvl w:ilvl="6" w:tentative="1">
+      <w:start w:val="1"/>
+      <w:numFmt w:val="decimal"/>
+      <w:lvlText w:val="%7."/>
+      <w:lvlJc w:val="left"/>
+      <w:pPr>
+        <w:tabs>
+          <w:tab w:val="num" w:pos="4680"/>
+        </w:tabs>
+        <w:ind w:left="4680" w:hanging="360"/>
+      </w:pPr>
+    </w:lvl>
+    <w:lvl w:ilvl="7" w:tentative="1">
+      <w:start w:val="1"/>
+      <w:numFmt w:val="decimal"/>
+      <w:lvlText w:val="%8."/>
+      <w:lvlJc w:val="left"/>
+      <w:pPr>
+        <w:tabs>
+          <w:tab w:val="num" w:pos="5400"/>
+        </w:tabs>
+        <w:ind w:left="5400" w:hanging="360"/>
+      </w:pPr>
+    </w:lvl>
+    <w:lvl w:ilvl="8" w:tentative="1">
+      <w:start w:val="1"/>
+      <w:numFmt w:val="decimal"/>
+      <w:lvlText w:val="%9."/>
+      <w:lvlJc w:val="left"/>
+      <w:pPr>
+        <w:tabs>
+          <w:tab w:val="num" w:pos="6120"/>
+        </w:tabs>
+        <w:ind w:left="6120" w:hanging="360"/>
+      </w:pPr>
+    </w:lvl>
+  </w:abstractNum>
+  <w:abstractNum w:abstractNumId="11" w15:restartNumberingAfterBreak="0">
     <w:nsid w:val="46F90DAC"/>
     <w:multiLevelType w:val="multilevel"/>
     <w:tmpl w:val="48985D7C"/>
@@ -2048,7 +3130,7 @@
       </w:pPr>
     </w:lvl>
   </w:abstractNum>
-  <w:abstractNum w:abstractNumId="8" w15:restartNumberingAfterBreak="0">
+  <w:abstractNum w:abstractNumId="12" w15:restartNumberingAfterBreak="0">
     <w:nsid w:val="4ECF2C8F"/>
     <w:multiLevelType w:val="hybridMultilevel"/>
     <w:tmpl w:val="EF542E88"/>
@@ -2137,7 +3219,7 @@
       </w:pPr>
     </w:lvl>
   </w:abstractNum>
-  <w:abstractNum w:abstractNumId="9" w15:restartNumberingAfterBreak="0">
+  <w:abstractNum w:abstractNumId="13" w15:restartNumberingAfterBreak="0">
     <w:nsid w:val="541D2F4A"/>
     <w:multiLevelType w:val="hybridMultilevel"/>
     <w:tmpl w:val="008C3420"/>
@@ -2250,7 +3332,7 @@
       </w:rPr>
     </w:lvl>
   </w:abstractNum>
-  <w:abstractNum w:abstractNumId="10" w15:restartNumberingAfterBreak="0">
+  <w:abstractNum w:abstractNumId="14" w15:restartNumberingAfterBreak="0">
     <w:nsid w:val="55364726"/>
     <w:multiLevelType w:val="multilevel"/>
     <w:tmpl w:val="66B2290C"/>
@@ -2363,7 +3445,7 @@
       </w:pPr>
     </w:lvl>
   </w:abstractNum>
-  <w:abstractNum w:abstractNumId="11" w15:restartNumberingAfterBreak="0">
+  <w:abstractNum w:abstractNumId="15" w15:restartNumberingAfterBreak="0">
     <w:nsid w:val="563F0508"/>
     <w:multiLevelType w:val="hybridMultilevel"/>
     <w:tmpl w:val="4C8CEC90"/>
@@ -2452,7 +3534,233 @@
       </w:pPr>
     </w:lvl>
   </w:abstractNum>
-  <w:abstractNum w:abstractNumId="12" w15:restartNumberingAfterBreak="0">
+  <w:abstractNum w:abstractNumId="16" w15:restartNumberingAfterBreak="0">
+    <w:nsid w:val="571D32DC"/>
+    <w:multiLevelType w:val="multilevel"/>
+    <w:tmpl w:val="B04250EC"/>
+    <w:lvl w:ilvl="0">
+      <w:start w:val="1"/>
+      <w:numFmt w:val="decimal"/>
+      <w:lvlText w:val="%1."/>
+      <w:lvlJc w:val="left"/>
+      <w:pPr>
+        <w:tabs>
+          <w:tab w:val="num" w:pos="360"/>
+        </w:tabs>
+        <w:ind w:left="360" w:hanging="360"/>
+      </w:pPr>
+    </w:lvl>
+    <w:lvl w:ilvl="1" w:tentative="1">
+      <w:start w:val="1"/>
+      <w:numFmt w:val="decimal"/>
+      <w:lvlText w:val="%2."/>
+      <w:lvlJc w:val="left"/>
+      <w:pPr>
+        <w:tabs>
+          <w:tab w:val="num" w:pos="1080"/>
+        </w:tabs>
+        <w:ind w:left="1080" w:hanging="360"/>
+      </w:pPr>
+    </w:lvl>
+    <w:lvl w:ilvl="2" w:tentative="1">
+      <w:start w:val="1"/>
+      <w:numFmt w:val="decimal"/>
+      <w:lvlText w:val="%3."/>
+      <w:lvlJc w:val="left"/>
+      <w:pPr>
+        <w:tabs>
+          <w:tab w:val="num" w:pos="1800"/>
+        </w:tabs>
+        <w:ind w:left="1800" w:hanging="360"/>
+      </w:pPr>
+    </w:lvl>
+    <w:lvl w:ilvl="3" w:tentative="1">
+      <w:start w:val="1"/>
+      <w:numFmt w:val="decimal"/>
+      <w:lvlText w:val="%4."/>
+      <w:lvlJc w:val="left"/>
+      <w:pPr>
+        <w:tabs>
+          <w:tab w:val="num" w:pos="2520"/>
+        </w:tabs>
+        <w:ind w:left="2520" w:hanging="360"/>
+      </w:pPr>
+    </w:lvl>
+    <w:lvl w:ilvl="4" w:tentative="1">
+      <w:start w:val="1"/>
+      <w:numFmt w:val="decimal"/>
+      <w:lvlText w:val="%5."/>
+      <w:lvlJc w:val="left"/>
+      <w:pPr>
+        <w:tabs>
+          <w:tab w:val="num" w:pos="3240"/>
+        </w:tabs>
+        <w:ind w:left="3240" w:hanging="360"/>
+      </w:pPr>
+    </w:lvl>
+    <w:lvl w:ilvl="5" w:tentative="1">
+      <w:start w:val="1"/>
+      <w:numFmt w:val="decimal"/>
+      <w:lvlText w:val="%6."/>
+      <w:lvlJc w:val="left"/>
+      <w:pPr>
+        <w:tabs>
+          <w:tab w:val="num" w:pos="3960"/>
+        </w:tabs>
+        <w:ind w:left="3960" w:hanging="360"/>
+      </w:pPr>
+    </w:lvl>
+    <w:lvl w:ilvl="6" w:tentative="1">
+      <w:start w:val="1"/>
+      <w:numFmt w:val="decimal"/>
+      <w:lvlText w:val="%7."/>
+      <w:lvlJc w:val="left"/>
+      <w:pPr>
+        <w:tabs>
+          <w:tab w:val="num" w:pos="4680"/>
+        </w:tabs>
+        <w:ind w:left="4680" w:hanging="360"/>
+      </w:pPr>
+    </w:lvl>
+    <w:lvl w:ilvl="7" w:tentative="1">
+      <w:start w:val="1"/>
+      <w:numFmt w:val="decimal"/>
+      <w:lvlText w:val="%8."/>
+      <w:lvlJc w:val="left"/>
+      <w:pPr>
+        <w:tabs>
+          <w:tab w:val="num" w:pos="5400"/>
+        </w:tabs>
+        <w:ind w:left="5400" w:hanging="360"/>
+      </w:pPr>
+    </w:lvl>
+    <w:lvl w:ilvl="8" w:tentative="1">
+      <w:start w:val="1"/>
+      <w:numFmt w:val="decimal"/>
+      <w:lvlText w:val="%9."/>
+      <w:lvlJc w:val="left"/>
+      <w:pPr>
+        <w:tabs>
+          <w:tab w:val="num" w:pos="6120"/>
+        </w:tabs>
+        <w:ind w:left="6120" w:hanging="360"/>
+      </w:pPr>
+    </w:lvl>
+  </w:abstractNum>
+  <w:abstractNum w:abstractNumId="17" w15:restartNumberingAfterBreak="0">
+    <w:nsid w:val="6108452D"/>
+    <w:multiLevelType w:val="multilevel"/>
+    <w:tmpl w:val="432666E4"/>
+    <w:lvl w:ilvl="0">
+      <w:start w:val="1"/>
+      <w:numFmt w:val="decimal"/>
+      <w:lvlText w:val="%1."/>
+      <w:lvlJc w:val="left"/>
+      <w:pPr>
+        <w:tabs>
+          <w:tab w:val="num" w:pos="360"/>
+        </w:tabs>
+        <w:ind w:left="360" w:hanging="360"/>
+      </w:pPr>
+    </w:lvl>
+    <w:lvl w:ilvl="1" w:tentative="1">
+      <w:start w:val="1"/>
+      <w:numFmt w:val="decimal"/>
+      <w:lvlText w:val="%2."/>
+      <w:lvlJc w:val="left"/>
+      <w:pPr>
+        <w:tabs>
+          <w:tab w:val="num" w:pos="1080"/>
+        </w:tabs>
+        <w:ind w:left="1080" w:hanging="360"/>
+      </w:pPr>
+    </w:lvl>
+    <w:lvl w:ilvl="2" w:tentative="1">
+      <w:start w:val="1"/>
+      <w:numFmt w:val="decimal"/>
+      <w:lvlText w:val="%3."/>
+      <w:lvlJc w:val="left"/>
+      <w:pPr>
+        <w:tabs>
+          <w:tab w:val="num" w:pos="1800"/>
+        </w:tabs>
+        <w:ind w:left="1800" w:hanging="360"/>
+      </w:pPr>
+    </w:lvl>
+    <w:lvl w:ilvl="3" w:tentative="1">
+      <w:start w:val="1"/>
+      <w:numFmt w:val="decimal"/>
+      <w:lvlText w:val="%4."/>
+      <w:lvlJc w:val="left"/>
+      <w:pPr>
+        <w:tabs>
+          <w:tab w:val="num" w:pos="2520"/>
+        </w:tabs>
+        <w:ind w:left="2520" w:hanging="360"/>
+      </w:pPr>
+    </w:lvl>
+    <w:lvl w:ilvl="4" w:tentative="1">
+      <w:start w:val="1"/>
+      <w:numFmt w:val="decimal"/>
+      <w:lvlText w:val="%5."/>
+      <w:lvlJc w:val="left"/>
+      <w:pPr>
+        <w:tabs>
+          <w:tab w:val="num" w:pos="3240"/>
+        </w:tabs>
+        <w:ind w:left="3240" w:hanging="360"/>
+      </w:pPr>
+    </w:lvl>
+    <w:lvl w:ilvl="5" w:tentative="1">
+      <w:start w:val="1"/>
+      <w:numFmt w:val="decimal"/>
+      <w:lvlText w:val="%6."/>
+      <w:lvlJc w:val="left"/>
+      <w:pPr>
+        <w:tabs>
+          <w:tab w:val="num" w:pos="3960"/>
+        </w:tabs>
+        <w:ind w:left="3960" w:hanging="360"/>
+      </w:pPr>
+    </w:lvl>
+    <w:lvl w:ilvl="6" w:tentative="1">
+      <w:start w:val="1"/>
+      <w:numFmt w:val="decimal"/>
+      <w:lvlText w:val="%7."/>
+      <w:lvlJc w:val="left"/>
+      <w:pPr>
+        <w:tabs>
+          <w:tab w:val="num" w:pos="4680"/>
+        </w:tabs>
+        <w:ind w:left="4680" w:hanging="360"/>
+      </w:pPr>
+    </w:lvl>
+    <w:lvl w:ilvl="7" w:tentative="1">
+      <w:start w:val="1"/>
+      <w:numFmt w:val="decimal"/>
+      <w:lvlText w:val="%8."/>
+      <w:lvlJc w:val="left"/>
+      <w:pPr>
+        <w:tabs>
+          <w:tab w:val="num" w:pos="5400"/>
+        </w:tabs>
+        <w:ind w:left="5400" w:hanging="360"/>
+      </w:pPr>
+    </w:lvl>
+    <w:lvl w:ilvl="8" w:tentative="1">
+      <w:start w:val="1"/>
+      <w:numFmt w:val="decimal"/>
+      <w:lvlText w:val="%9."/>
+      <w:lvlJc w:val="left"/>
+      <w:pPr>
+        <w:tabs>
+          <w:tab w:val="num" w:pos="6120"/>
+        </w:tabs>
+        <w:ind w:left="6120" w:hanging="360"/>
+      </w:pPr>
+    </w:lvl>
+  </w:abstractNum>
+  <w:abstractNum w:abstractNumId="18" w15:restartNumberingAfterBreak="0">
     <w:nsid w:val="67A45017"/>
     <w:multiLevelType w:val="multilevel"/>
     <w:tmpl w:val="91ACF174"/>
@@ -2585,7 +3893,7 @@
       </w:rPr>
     </w:lvl>
   </w:abstractNum>
-  <w:abstractNum w:abstractNumId="13" w15:restartNumberingAfterBreak="0">
+  <w:abstractNum w:abstractNumId="19" w15:restartNumberingAfterBreak="0">
     <w:nsid w:val="6CB35437"/>
     <w:multiLevelType w:val="multilevel"/>
     <w:tmpl w:val="360A67E4"/>
@@ -2698,7 +4006,7 @@
       </w:pPr>
     </w:lvl>
   </w:abstractNum>
-  <w:abstractNum w:abstractNumId="14" w15:restartNumberingAfterBreak="0">
+  <w:abstractNum w:abstractNumId="20" w15:restartNumberingAfterBreak="0">
     <w:nsid w:val="7D5D3E28"/>
     <w:multiLevelType w:val="multilevel"/>
     <w:tmpl w:val="DF66F616"/>
@@ -2816,61 +4124,61 @@
     </w:lvl>
   </w:abstractNum>
   <w:num w:numId="1" w16cid:durableId="467017126">
+    <w:abstractNumId w:val="18"/>
+  </w:num>
+  <w:num w:numId="2" w16cid:durableId="427819022">
+    <w:abstractNumId w:val="20"/>
+  </w:num>
+  <w:num w:numId="3" w16cid:durableId="649558521">
+    <w:abstractNumId w:val="18"/>
+  </w:num>
+  <w:num w:numId="4" w16cid:durableId="2062317769">
+    <w:abstractNumId w:val="18"/>
+  </w:num>
+  <w:num w:numId="5" w16cid:durableId="586117608">
+    <w:abstractNumId w:val="18"/>
+  </w:num>
+  <w:num w:numId="6" w16cid:durableId="2069767697">
+    <w:abstractNumId w:val="18"/>
+  </w:num>
+  <w:num w:numId="7" w16cid:durableId="336229743">
+    <w:abstractNumId w:val="18"/>
+  </w:num>
+  <w:num w:numId="8" w16cid:durableId="1796367647">
+    <w:abstractNumId w:val="18"/>
+  </w:num>
+  <w:num w:numId="9" w16cid:durableId="5405905">
+    <w:abstractNumId w:val="18"/>
+  </w:num>
+  <w:num w:numId="10" w16cid:durableId="1420061015">
+    <w:abstractNumId w:val="18"/>
+  </w:num>
+  <w:num w:numId="11" w16cid:durableId="1695039032">
+    <w:abstractNumId w:val="18"/>
+  </w:num>
+  <w:num w:numId="12" w16cid:durableId="103431298">
+    <w:abstractNumId w:val="18"/>
+  </w:num>
+  <w:num w:numId="13" w16cid:durableId="1205219668">
+    <w:abstractNumId w:val="4"/>
+  </w:num>
+  <w:num w:numId="14" w16cid:durableId="2014334513">
+    <w:abstractNumId w:val="2"/>
+  </w:num>
+  <w:num w:numId="15" w16cid:durableId="1623416892">
+    <w:abstractNumId w:val="13"/>
+  </w:num>
+  <w:num w:numId="16" w16cid:durableId="1835343037">
+    <w:abstractNumId w:val="6"/>
+  </w:num>
+  <w:num w:numId="17" w16cid:durableId="171188719">
     <w:abstractNumId w:val="12"/>
   </w:num>
-  <w:num w:numId="2" w16cid:durableId="427819022">
-    <w:abstractNumId w:val="14"/>
-  </w:num>
-  <w:num w:numId="3" w16cid:durableId="649558521">
-    <w:abstractNumId w:val="12"/>
-  </w:num>
-  <w:num w:numId="4" w16cid:durableId="2062317769">
-    <w:abstractNumId w:val="12"/>
-  </w:num>
-  <w:num w:numId="5" w16cid:durableId="586117608">
-    <w:abstractNumId w:val="12"/>
-  </w:num>
-  <w:num w:numId="6" w16cid:durableId="2069767697">
-    <w:abstractNumId w:val="12"/>
-  </w:num>
-  <w:num w:numId="7" w16cid:durableId="336229743">
-    <w:abstractNumId w:val="12"/>
-  </w:num>
-  <w:num w:numId="8" w16cid:durableId="1796367647">
-    <w:abstractNumId w:val="12"/>
-  </w:num>
-  <w:num w:numId="9" w16cid:durableId="5405905">
-    <w:abstractNumId w:val="12"/>
-  </w:num>
-  <w:num w:numId="10" w16cid:durableId="1420061015">
-    <w:abstractNumId w:val="12"/>
-  </w:num>
-  <w:num w:numId="11" w16cid:durableId="1695039032">
-    <w:abstractNumId w:val="12"/>
-  </w:num>
-  <w:num w:numId="12" w16cid:durableId="103431298">
-    <w:abstractNumId w:val="12"/>
-  </w:num>
-  <w:num w:numId="13" w16cid:durableId="1205219668">
-    <w:abstractNumId w:val="2"/>
-  </w:num>
-  <w:num w:numId="14" w16cid:durableId="2014334513">
-    <w:abstractNumId w:val="0"/>
-  </w:num>
-  <w:num w:numId="15" w16cid:durableId="1623416892">
-    <w:abstractNumId w:val="9"/>
-  </w:num>
-  <w:num w:numId="16" w16cid:durableId="1835343037">
-    <w:abstractNumId w:val="4"/>
-  </w:num>
-  <w:num w:numId="17" w16cid:durableId="171188719">
-    <w:abstractNumId w:val="8"/>
-  </w:num>
   <w:num w:numId="18" w16cid:durableId="1842693972">
-    <w:abstractNumId w:val="3"/>
+    <w:abstractNumId w:val="5"/>
   </w:num>
   <w:num w:numId="19" w16cid:durableId="1701973836">
-    <w:abstractNumId w:val="12"/>
+    <w:abstractNumId w:val="18"/>
     <w:lvlOverride w:ilvl="0">
       <w:startOverride w:val="1"/>
     </w:lvlOverride>
@@ -2900,19 +4208,19 @@
     </w:lvlOverride>
   </w:num>
   <w:num w:numId="20" w16cid:durableId="400103785">
-    <w:abstractNumId w:val="6"/>
+    <w:abstractNumId w:val="8"/>
   </w:num>
   <w:num w:numId="21" w16cid:durableId="1215197845">
-    <w:abstractNumId w:val="11"/>
+    <w:abstractNumId w:val="15"/>
   </w:num>
   <w:num w:numId="22" w16cid:durableId="1025131437">
-    <w:abstractNumId w:val="1"/>
+    <w:abstractNumId w:val="3"/>
   </w:num>
   <w:num w:numId="23" w16cid:durableId="2090152184">
-    <w:abstractNumId w:val="13"/>
+    <w:abstractNumId w:val="19"/>
   </w:num>
   <w:num w:numId="24" w16cid:durableId="956522066">
-    <w:abstractNumId w:val="12"/>
+    <w:abstractNumId w:val="18"/>
     <w:lvlOverride w:ilvl="0">
       <w:startOverride w:val="1"/>
     </w:lvlOverride>
@@ -2942,7 +4250,7 @@
     </w:lvlOverride>
   </w:num>
   <w:num w:numId="25" w16cid:durableId="93983763">
-    <w:abstractNumId w:val="12"/>
+    <w:abstractNumId w:val="18"/>
     <w:lvlOverride w:ilvl="0">
       <w:startOverride w:val="1"/>
     </w:lvlOverride>
@@ -2972,13 +4280,31 @@
     </w:lvlOverride>
   </w:num>
   <w:num w:numId="26" w16cid:durableId="223220588">
+    <w:abstractNumId w:val="14"/>
+  </w:num>
+  <w:num w:numId="27" w16cid:durableId="802189112">
+    <w:abstractNumId w:val="7"/>
+  </w:num>
+  <w:num w:numId="28" w16cid:durableId="2022704227">
+    <w:abstractNumId w:val="11"/>
+  </w:num>
+  <w:num w:numId="29" w16cid:durableId="1267619236">
     <w:abstractNumId w:val="10"/>
   </w:num>
-  <w:num w:numId="27" w16cid:durableId="802189112">
-    <w:abstractNumId w:val="5"/>
+  <w:num w:numId="30" w16cid:durableId="1209729839">
+    <w:abstractNumId w:val="0"/>
   </w:num>
-  <w:num w:numId="28" w16cid:durableId="2022704227">
-    <w:abstractNumId w:val="7"/>
+  <w:num w:numId="31" w16cid:durableId="1432162852">
+    <w:abstractNumId w:val="17"/>
+  </w:num>
+  <w:num w:numId="32" w16cid:durableId="1451705892">
+    <w:abstractNumId w:val="9"/>
+  </w:num>
+  <w:num w:numId="33" w16cid:durableId="132868656">
+    <w:abstractNumId w:val="1"/>
+  </w:num>
+  <w:num w:numId="34" w16cid:durableId="2114201523">
+    <w:abstractNumId w:val="16"/>
   </w:num>
 </w:numbering>
 </file>
@@ -3418,7 +4744,6 @@
   <w:style w:type="character" w:default="1" w:styleId="a0">
     <w:name w:val="Default Paragraph Font"/>
     <w:uiPriority w:val="1"/>
-    <w:semiHidden/>
     <w:unhideWhenUsed/>
   </w:style>
   <w:style w:type="table" w:default="1" w:styleId="a1">
